--- a/Executive Briefing_ UK Banking Sector Adverse News.docx
+++ b/Executive Briefing_ UK Banking Sector Adverse News.docx
@@ -14,13 +14,13 @@
         <w:shd w:fill="auto" w:val="clear"/>
         <w:spacing w:after="187.5" w:line="275.9999942779541" w:lineRule="auto"/>
         <w:rPr>
-          <w:rFonts w:ascii="Arial" w:cs="Arial" w:eastAsia="Arial" w:hAnsi="Arial"/>
-          <w:color w:val="1f1f1f"/>
-        </w:rPr>
-      </w:pPr>
-      <w:r>
-        <w:rPr>
-          <w:rFonts w:ascii="Arial" w:cs="Arial" w:eastAsia="Arial" w:hAnsi="Arial"/>
+          <w:rFonts w:ascii="Google Sans" w:cs="Google Sans" w:eastAsia="Google Sans" w:hAnsi="Google Sans"/>
+          <w:color w:val="1f1f1f"/>
+        </w:rPr>
+      </w:pPr>
+      <w:r>
+        <w:rPr>
+          <w:rFonts w:ascii="Google Sans" w:cs="Google Sans" w:eastAsia="Google Sans" w:hAnsi="Google Sans"/>
           <w:color w:val="1f1f1f"/>
           <w:rtl w:val="0"/>
         </w:rPr>
@@ -39,13 +39,13 @@
         <w:shd w:fill="auto" w:val="clear"/>
         <w:spacing w:after="187.5" w:line="275.9999942779541" w:lineRule="auto"/>
         <w:rPr>
-          <w:rFonts w:ascii="Arial" w:cs="Arial" w:eastAsia="Arial" w:hAnsi="Arial"/>
-          <w:color w:val="1f1f1f"/>
-        </w:rPr>
-      </w:pPr>
-      <w:r>
-        <w:rPr>
-          <w:rFonts w:ascii="Arial" w:cs="Arial" w:eastAsia="Arial" w:hAnsi="Arial"/>
+          <w:rFonts w:ascii="Google Sans" w:cs="Google Sans" w:eastAsia="Google Sans" w:hAnsi="Google Sans"/>
+          <w:color w:val="1f1f1f"/>
+        </w:rPr>
+      </w:pPr>
+      <w:r>
+        <w:rPr>
+          <w:rFonts w:ascii="Google Sans" w:cs="Google Sans" w:eastAsia="Google Sans" w:hAnsi="Google Sans"/>
           <w:color w:val="1f1f1f"/>
           <w:rtl w:val="0"/>
         </w:rPr>
@@ -64,13 +64,13 @@
         <w:shd w:fill="auto" w:val="clear"/>
         <w:spacing w:after="187.5" w:line="275.9999942779541" w:lineRule="auto"/>
         <w:rPr>
-          <w:rFonts w:ascii="Arial" w:cs="Arial" w:eastAsia="Arial" w:hAnsi="Arial"/>
-          <w:color w:val="1f1f1f"/>
-        </w:rPr>
-      </w:pPr>
-      <w:r>
-        <w:rPr>
-          <w:rFonts w:ascii="Arial" w:cs="Arial" w:eastAsia="Arial" w:hAnsi="Arial"/>
+          <w:rFonts w:ascii="Google Sans" w:cs="Google Sans" w:eastAsia="Google Sans" w:hAnsi="Google Sans"/>
+          <w:color w:val="1f1f1f"/>
+        </w:rPr>
+      </w:pPr>
+      <w:r>
+        <w:rPr>
+          <w:rFonts w:ascii="Google Sans" w:cs="Google Sans" w:eastAsia="Google Sans" w:hAnsi="Google Sans"/>
           <w:color w:val="1f1f1f"/>
           <w:rtl w:val="0"/>
         </w:rPr>
@@ -89,13 +89,13 @@
         <w:shd w:fill="auto" w:val="clear"/>
         <w:spacing w:after="120" w:line="275.9999942779541" w:lineRule="auto"/>
         <w:rPr>
-          <w:rFonts w:ascii="Arial" w:cs="Arial" w:eastAsia="Arial" w:hAnsi="Arial"/>
-          <w:color w:val="1f1f1f"/>
-        </w:rPr>
-      </w:pPr>
-      <w:r>
-        <w:rPr>
-          <w:rFonts w:ascii="Arial" w:cs="Arial" w:eastAsia="Arial" w:hAnsi="Arial"/>
+          <w:rFonts w:ascii="Google Sans" w:cs="Google Sans" w:eastAsia="Google Sans" w:hAnsi="Google Sans"/>
+          <w:color w:val="1f1f1f"/>
+        </w:rPr>
+      </w:pPr>
+      <w:r>
+        <w:rPr>
+          <w:rFonts w:ascii="Google Sans" w:cs="Google Sans" w:eastAsia="Google Sans" w:hAnsi="Google Sans"/>
           <w:color w:val="1f1f1f"/>
           <w:rtl w:val="0"/>
         </w:rPr>
@@ -121,7 +121,7 @@
       </w:pPr>
       <w:r>
         <w:rPr>
-          <w:rFonts w:ascii="Arial" w:cs="Arial" w:eastAsia="Arial" w:hAnsi="Arial"/>
+          <w:rFonts w:ascii="Google Sans" w:cs="Google Sans" w:eastAsia="Google Sans" w:hAnsi="Google Sans"/>
           <w:b w:val="1"/>
           <w:bCs w:val="1"/>
           <w:color w:val="1f1f1f"/>
@@ -131,65 +131,47 @@
       </w:r>
       <w:r>
         <w:rPr>
-          <w:rFonts w:ascii="Arial" w:cs="Arial" w:eastAsia="Arial" w:hAnsi="Arial"/>
-          <w:color w:val="1f1f1f"/>
-          <w:rtl w:val="0"/>
-        </w:rPr>
-        <w:t xml:space="preserve"> during the 7-day period is characterized by </w:t>
-      </w:r>
-      <w:r>
-        <w:rPr>
-          <w:rFonts w:ascii="Arial" w:cs="Arial" w:eastAsia="Arial" w:hAnsi="Arial"/>
+          <w:rFonts w:ascii="Google Sans" w:cs="Google Sans" w:eastAsia="Google Sans" w:hAnsi="Google Sans"/>
+          <w:color w:val="1f1f1f"/>
+          <w:rtl w:val="0"/>
+        </w:rPr>
+        <w:t xml:space="preserve"> during the 7-day window centers on </w:t>
+      </w:r>
+      <w:r>
+        <w:rPr>
+          <w:rFonts w:ascii="Google Sans" w:cs="Google Sans" w:eastAsia="Google Sans" w:hAnsi="Google Sans"/>
           <w:b w:val="1"/>
           <w:bCs w:val="1"/>
           <w:color w:val="1f1f1f"/>
           <w:rtl w:val="0"/>
         </w:rPr>
-        <w:t xml:space="preserve">cross-border regulatory enforcement</w:t>
-      </w:r>
-      <w:r>
-        <w:rPr>
-          <w:rFonts w:ascii="Arial" w:cs="Arial" w:eastAsia="Arial" w:hAnsi="Arial"/>
-          <w:color w:val="1f1f1f"/>
-          <w:rtl w:val="0"/>
-        </w:rPr>
-        <w:t xml:space="preserve">, </w:t>
-      </w:r>
-      <w:r>
-        <w:rPr>
-          <w:rFonts w:ascii="Arial" w:cs="Arial" w:eastAsia="Arial" w:hAnsi="Arial"/>
+        <w:t xml:space="preserve">fresh High Court litigation against Barclays PLC</w:t>
+      </w:r>
+      <w:r>
+        <w:rPr>
+          <w:rFonts w:ascii="Google Sans" w:cs="Google Sans" w:eastAsia="Google Sans" w:hAnsi="Google Sans"/>
+          <w:color w:val="1f1f1f"/>
+          <w:rtl w:val="0"/>
+        </w:rPr>
+        <w:t xml:space="preserve"> stemming from the collapse of Market Financial Solutions (MFS), alongside </w:t>
+      </w:r>
+      <w:r>
+        <w:rPr>
+          <w:rFonts w:ascii="Google Sans" w:cs="Google Sans" w:eastAsia="Google Sans" w:hAnsi="Google Sans"/>
           <w:b w:val="1"/>
           <w:bCs w:val="1"/>
           <w:color w:val="1f1f1f"/>
           <w:rtl w:val="0"/>
         </w:rPr>
-        <w:t xml:space="preserve">capital adequacy misreporting penalties</w:t>
-      </w:r>
-      <w:r>
-        <w:rPr>
-          <w:rFonts w:ascii="Arial" w:cs="Arial" w:eastAsia="Arial" w:hAnsi="Arial"/>
-          <w:color w:val="1f1f1f"/>
-          <w:rtl w:val="0"/>
-        </w:rPr>
-        <w:t xml:space="preserve">, and </w:t>
-      </w:r>
-      <w:r>
-        <w:rPr>
-          <w:rFonts w:ascii="Arial" w:cs="Arial" w:eastAsia="Arial" w:hAnsi="Arial"/>
-          <w:b w:val="1"/>
-          <w:bCs w:val="1"/>
-          <w:color w:val="1f1f1f"/>
-          <w:rtl w:val="0"/>
-        </w:rPr>
-        <w:t xml:space="preserve">persistent physical network retrenchment</w:t>
-      </w:r>
-      <w:r>
-        <w:rPr>
-          <w:rFonts w:ascii="Arial" w:cs="Arial" w:eastAsia="Arial" w:hAnsi="Arial"/>
-          <w:color w:val="1f1f1f"/>
-          <w:rtl w:val="0"/>
-        </w:rPr>
-        <w:t xml:space="preserve">.</w:t>
+        <w:t xml:space="preserve">tightened prudential reporting rules</w:t>
+      </w:r>
+      <w:r>
+        <w:rPr>
+          <w:rFonts w:ascii="Google Sans" w:cs="Google Sans" w:eastAsia="Google Sans" w:hAnsi="Google Sans"/>
+          <w:color w:val="1f1f1f"/>
+          <w:rtl w:val="0"/>
+        </w:rPr>
+        <w:t xml:space="preserve"> published by the PRA.</w:t>
       </w:r>
     </w:p>
     <w:p>
@@ -211,57 +193,21 @@
       </w:pPr>
       <w:r>
         <w:rPr>
-          <w:rFonts w:ascii="Arial" w:cs="Arial" w:eastAsia="Arial" w:hAnsi="Arial"/>
+          <w:rFonts w:ascii="Google Sans" w:cs="Google Sans" w:eastAsia="Google Sans" w:hAnsi="Google Sans"/>
           <w:b w:val="1"/>
           <w:bCs w:val="1"/>
           <w:color w:val="1f1f1f"/>
           <w:rtl w:val="0"/>
         </w:rPr>
-        <w:t xml:space="preserve">Supervisory pressure</w:t>
-      </w:r>
-      <w:r>
-        <w:rPr>
-          <w:rFonts w:ascii="Arial" w:cs="Arial" w:eastAsia="Arial" w:hAnsi="Arial"/>
-          <w:color w:val="1f1f1f"/>
-          <w:rtl w:val="0"/>
-        </w:rPr>
-        <w:t xml:space="preserve"> continues to intensify across both prudential regulators (</w:t>
-      </w:r>
-      <w:r>
-        <w:rPr>
-          <w:rFonts w:ascii="Arial" w:cs="Arial" w:eastAsia="Arial" w:hAnsi="Arial"/>
-          <w:b w:val="1"/>
-          <w:bCs w:val="1"/>
-          <w:color w:val="1f1f1f"/>
-          <w:rtl w:val="0"/>
-        </w:rPr>
-        <w:t xml:space="preserve">PRA</w:t>
-      </w:r>
-      <w:r>
-        <w:rPr>
-          <w:rFonts w:ascii="Arial" w:cs="Arial" w:eastAsia="Arial" w:hAnsi="Arial"/>
-          <w:color w:val="1f1f1f"/>
-          <w:rtl w:val="0"/>
-        </w:rPr>
-        <w:t xml:space="preserve">) and financial crime enforcement agencies (</w:t>
-      </w:r>
-      <w:r>
-        <w:rPr>
-          <w:rFonts w:ascii="Arial" w:cs="Arial" w:eastAsia="Arial" w:hAnsi="Arial"/>
-          <w:b w:val="1"/>
-          <w:bCs w:val="1"/>
-          <w:color w:val="1f1f1f"/>
-          <w:rtl w:val="0"/>
-        </w:rPr>
-        <w:t xml:space="preserve">PSR</w:t>
-      </w:r>
-      <w:r>
-        <w:rPr>
-          <w:rFonts w:ascii="Arial" w:cs="Arial" w:eastAsia="Arial" w:hAnsi="Arial"/>
-          <w:color w:val="1f1f1f"/>
-          <w:rtl w:val="0"/>
-        </w:rPr>
-        <w:t xml:space="preserve"> and international authorities).</w:t>
+        <w:t xml:space="preserve">Supervisory oversight</w:t>
+      </w:r>
+      <w:r>
+        <w:rPr>
+          <w:rFonts w:ascii="Google Sans" w:cs="Google Sans" w:eastAsia="Google Sans" w:hAnsi="Google Sans"/>
+          <w:color w:val="1f1f1f"/>
+          <w:rtl w:val="0"/>
+        </w:rPr>
+        <w:t xml:space="preserve"> continues to focus on asset freezing accountability, disclosure transparency, and financial promotion compliance.</w:t>
       </w:r>
     </w:p>
     <w:p>
@@ -276,17 +222,17 @@
         <w:shd w:fill="auto" w:val="clear"/>
         <w:spacing w:after="120" w:before="120" w:line="275.9999942779541" w:lineRule="auto"/>
         <w:rPr>
-          <w:rFonts w:ascii="Arial" w:cs="Arial" w:eastAsia="Arial" w:hAnsi="Arial"/>
-          <w:color w:val="1f1f1f"/>
-        </w:rPr>
-      </w:pPr>
-      <w:r>
-        <w:rPr>
-          <w:rFonts w:ascii="Arial" w:cs="Arial" w:eastAsia="Arial" w:hAnsi="Arial"/>
-          <w:color w:val="1f1f1f"/>
-          <w:rtl w:val="0"/>
-        </w:rPr>
-        <w:t xml:space="preserve">CRITICAL OPERATIONAL &amp; FINANCIAL CRIME FAILURES</w:t>
+          <w:rFonts w:ascii="Google Sans" w:cs="Google Sans" w:eastAsia="Google Sans" w:hAnsi="Google Sans"/>
+          <w:color w:val="1f1f1f"/>
+        </w:rPr>
+      </w:pPr>
+      <w:r>
+        <w:rPr>
+          <w:rFonts w:ascii="Google Sans" w:cs="Google Sans" w:eastAsia="Google Sans" w:hAnsi="Google Sans"/>
+          <w:color w:val="1f1f1f"/>
+          <w:rtl w:val="0"/>
+        </w:rPr>
+        <w:t xml:space="preserve">CRITICAL OPERATIONAL FAILURES</w:t>
       </w:r>
     </w:p>
     <w:p>
@@ -303,90 +249,72 @@
           <w:between w:space="0" w:sz="0" w:val="nil"/>
         </w:pBdr>
         <w:shd w:fill="auto" w:val="clear"/>
-        <w:spacing w:after="0" w:afterAutospacing="0" w:line="275.9999942779541" w:lineRule="auto"/>
+        <w:spacing w:after="120" w:line="275.9999942779541" w:lineRule="auto"/>
         <w:ind w:left="465" w:hanging="360"/>
       </w:pPr>
       <w:r>
         <w:rPr>
-          <w:rFonts w:ascii="Arial" w:cs="Arial" w:eastAsia="Arial" w:hAnsi="Arial"/>
+          <w:rFonts w:ascii="Google Sans" w:cs="Google Sans" w:eastAsia="Google Sans" w:hAnsi="Google Sans"/>
           <w:b w:val="1"/>
           <w:bCs w:val="1"/>
           <w:color w:val="1f1f1f"/>
           <w:rtl w:val="0"/>
         </w:rPr>
-        <w:t xml:space="preserve">Confirmation of Payee (CoP) Compliance Enforcement (29 July):</w:t>
-      </w:r>
-      <w:r>
-        <w:rPr>
-          <w:rFonts w:ascii="Arial" w:cs="Arial" w:eastAsia="Arial" w:hAnsi="Arial"/>
-          <w:color w:val="1f1f1f"/>
-          <w:rtl w:val="0"/>
-        </w:rPr>
-        <w:t xml:space="preserve"> Regulatory enforcement confirmed against </w:t>
-      </w:r>
-      <w:r>
-        <w:rPr>
-          <w:rFonts w:ascii="Arial" w:cs="Arial" w:eastAsia="Arial" w:hAnsi="Arial"/>
+        <w:t xml:space="preserve">High Court Asset Claim against Barclays (31 July / 5 August):</w:t>
+      </w:r>
+      <w:r>
+        <w:rPr>
+          <w:rFonts w:ascii="Google Sans" w:cs="Google Sans" w:eastAsia="Google Sans" w:hAnsi="Google Sans"/>
+          <w:color w:val="1f1f1f"/>
+          <w:rtl w:val="0"/>
+        </w:rPr>
+        <w:t xml:space="preserve"> Joint administrators for collapsed lender Market Financial Solutions (MFS) filed a formal High Court claim against </w:t>
+      </w:r>
+      <w:r>
+        <w:rPr>
+          <w:rFonts w:ascii="Google Sans" w:cs="Google Sans" w:eastAsia="Google Sans" w:hAnsi="Google Sans"/>
           <w:b w:val="1"/>
           <w:bCs w:val="1"/>
           <w:color w:val="1f1f1f"/>
           <w:rtl w:val="0"/>
         </w:rPr>
-        <w:t xml:space="preserve">Bank of Ireland (UK) plc</w:t>
-      </w:r>
-      <w:r>
-        <w:rPr>
-          <w:rFonts w:ascii="Arial" w:cs="Arial" w:eastAsia="Arial" w:hAnsi="Arial"/>
-          <w:color w:val="1f1f1f"/>
-          <w:rtl w:val="0"/>
-        </w:rPr>
-        <w:t xml:space="preserve"> with a </w:t>
-      </w:r>
-      <w:r>
-        <w:rPr>
-          <w:rFonts w:ascii="Arial" w:cs="Arial" w:eastAsia="Arial" w:hAnsi="Arial"/>
+        <w:t xml:space="preserve">Barclays PLC</w:t>
+      </w:r>
+      <w:r>
+        <w:rPr>
+          <w:rFonts w:ascii="Google Sans" w:cs="Google Sans" w:eastAsia="Google Sans" w:hAnsi="Google Sans"/>
+          <w:color w:val="1f1f1f"/>
+          <w:rtl w:val="0"/>
+        </w:rPr>
+        <w:t xml:space="preserve"> to recover over </w:t>
+      </w:r>
+      <w:r>
+        <w:rPr>
+          <w:rFonts w:ascii="Google Sans" w:cs="Google Sans" w:eastAsia="Google Sans" w:hAnsi="Google Sans"/>
           <w:b w:val="1"/>
           <w:bCs w:val="1"/>
           <w:color w:val="1f1f1f"/>
           <w:rtl w:val="0"/>
         </w:rPr>
-        <w:t xml:space="preserve">£3.8M penalty</w:t>
-      </w:r>
-      <w:r>
-        <w:rPr>
-          <w:rFonts w:ascii="Arial" w:cs="Arial" w:eastAsia="Arial" w:hAnsi="Arial"/>
-          <w:color w:val="1f1f1f"/>
-          <w:rtl w:val="0"/>
-        </w:rPr>
-        <w:t xml:space="preserve"> issued by the Payment Systems Regulator (PSR) for multi-month non-compliance with </w:t>
-      </w:r>
-      <w:r>
-        <w:rPr>
-          <w:rFonts w:ascii="Arial" w:cs="Arial" w:eastAsia="Arial" w:hAnsi="Arial"/>
-          <w:i w:val="1"/>
-          <w:iCs w:val="1"/>
-          <w:color w:val="1f1f1f"/>
-          <w:rtl w:val="0"/>
-        </w:rPr>
-        <w:t xml:space="preserve">Specific Direction 17</w:t>
-      </w:r>
-      <w:r>
-        <w:rPr>
-          <w:rFonts w:ascii="Arial" w:cs="Arial" w:eastAsia="Arial" w:hAnsi="Arial"/>
-          <w:color w:val="1f1f1f"/>
-          <w:rtl w:val="0"/>
-        </w:rPr>
-        <w:t xml:space="preserve"> send-side anti-fraud protocols. </w:t>
+        <w:t xml:space="preserve">£160M in held/frozen accounts</w:t>
+      </w:r>
+      <w:r>
+        <w:rPr>
+          <w:rFonts w:ascii="Google Sans" w:cs="Google Sans" w:eastAsia="Google Sans" w:hAnsi="Google Sans"/>
+          <w:color w:val="1f1f1f"/>
+          <w:rtl w:val="0"/>
+        </w:rPr>
+        <w:t xml:space="preserve">, escalating legal and financial exposure following an earlier £228M investment bank impairment. </w:t>
       </w:r>
       <w:hyperlink r:id="rId6">
         <w:r>
           <w:rPr>
-            <w:rFonts w:ascii="Arial" w:cs="Arial" w:eastAsia="Arial" w:hAnsi="Arial"/>
+            <w:rFonts w:ascii="Google Sans" w:cs="Google Sans" w:eastAsia="Google Sans" w:hAnsi="Google Sans"/>
             <w:color w:val="0b57d0"/>
             <w:u w:val="single"/>
             <w:rtl w:val="0"/>
           </w:rPr>
-          <w:t xml:space="preserve">PSR Final Decision &amp; Enforcement Notice</w:t>
+          <w:t xml:space="preserve">Mortgage Solutions Enforcement Report</w:t>
         </w:r>
       </w:hyperlink>
       <w:r>
@@ -397,10 +325,6 @@
     </w:p>
     <w:p>
       <w:pPr>
-        <w:numPr>
-          <w:ilvl w:val="0"/>
-          <w:numId w:val="2"/>
-        </w:numPr>
         <w:pBdr>
           <w:top w:space="0" w:sz="0" w:val="nil"/>
           <w:left w:space="0" w:sz="0" w:val="nil"/>
@@ -409,132 +333,19 @@
           <w:between w:space="0" w:sz="0" w:val="nil"/>
         </w:pBdr>
         <w:shd w:fill="auto" w:val="clear"/>
-        <w:spacing w:after="120" w:before="0" w:beforeAutospacing="0" w:line="275.9999942779541" w:lineRule="auto"/>
-        <w:ind w:left="465" w:hanging="360"/>
-      </w:pPr>
-      <w:r>
-        <w:rPr>
-          <w:rFonts w:ascii="Arial" w:cs="Arial" w:eastAsia="Arial" w:hAnsi="Arial"/>
-          <w:b w:val="1"/>
-          <w:bCs w:val="1"/>
-          <w:color w:val="1f1f1f"/>
-          <w:rtl w:val="0"/>
-        </w:rPr>
-        <w:t xml:space="preserve">Capital &amp; Governance Reporting Penalties (31 July):</w:t>
-      </w:r>
-      <w:r>
-        <w:rPr>
-          <w:rFonts w:ascii="Arial" w:cs="Arial" w:eastAsia="Arial" w:hAnsi="Arial"/>
-          <w:color w:val="1f1f1f"/>
-          <w:rtl w:val="0"/>
-        </w:rPr>
-        <w:t xml:space="preserve"> The Prudential Regulation Authority (</w:t>
-      </w:r>
-      <w:r>
-        <w:rPr>
-          <w:rFonts w:ascii="Arial" w:cs="Arial" w:eastAsia="Arial" w:hAnsi="Arial"/>
-          <w:b w:val="1"/>
-          <w:bCs w:val="1"/>
-          <w:color w:val="1f1f1f"/>
-          <w:rtl w:val="0"/>
-        </w:rPr>
-        <w:t xml:space="preserve">PRA</w:t>
-      </w:r>
-      <w:r>
-        <w:rPr>
-          <w:rFonts w:ascii="Arial" w:cs="Arial" w:eastAsia="Arial" w:hAnsi="Arial"/>
-          <w:color w:val="1f1f1f"/>
-          <w:rtl w:val="0"/>
-        </w:rPr>
-        <w:t xml:space="preserve">) finalized a </w:t>
-      </w:r>
-      <w:r>
-        <w:rPr>
-          <w:rFonts w:ascii="Arial" w:cs="Arial" w:eastAsia="Arial" w:hAnsi="Arial"/>
-          <w:b w:val="1"/>
-          <w:bCs w:val="1"/>
-          <w:color w:val="1f1f1f"/>
-          <w:rtl w:val="0"/>
-        </w:rPr>
-        <w:t xml:space="preserve">£2.0M penalty</w:t>
-      </w:r>
-      <w:r>
-        <w:rPr>
-          <w:rFonts w:ascii="Arial" w:cs="Arial" w:eastAsia="Arial" w:hAnsi="Arial"/>
-          <w:color w:val="1f1f1f"/>
-          <w:rtl w:val="0"/>
-        </w:rPr>
-        <w:t xml:space="preserve"> against </w:t>
-      </w:r>
-      <w:r>
-        <w:rPr>
-          <w:rFonts w:ascii="Arial" w:cs="Arial" w:eastAsia="Arial" w:hAnsi="Arial"/>
-          <w:b w:val="1"/>
-          <w:bCs w:val="1"/>
-          <w:color w:val="1f1f1f"/>
-          <w:rtl w:val="0"/>
-        </w:rPr>
-        <w:t xml:space="preserve">The Bank of London Group Limited</w:t>
-      </w:r>
-      <w:r>
-        <w:rPr>
-          <w:rFonts w:ascii="Arial" w:cs="Arial" w:eastAsia="Arial" w:hAnsi="Arial"/>
-          <w:color w:val="1f1f1f"/>
-          <w:rtl w:val="0"/>
-        </w:rPr>
-        <w:t xml:space="preserve"> citing severe </w:t>
-      </w:r>
-      <w:r>
-        <w:rPr>
-          <w:rFonts w:ascii="Arial" w:cs="Arial" w:eastAsia="Arial" w:hAnsi="Arial"/>
-          <w:i w:val="1"/>
-          <w:iCs w:val="1"/>
-          <w:color w:val="1f1f1f"/>
-          <w:rtl w:val="0"/>
-        </w:rPr>
-        <w:t xml:space="preserve">prudential and governance deficiencies</w:t>
-      </w:r>
-      <w:r>
-        <w:rPr>
-          <w:rFonts w:ascii="Arial" w:cs="Arial" w:eastAsia="Arial" w:hAnsi="Arial"/>
-          <w:color w:val="1f1f1f"/>
-          <w:rtl w:val="0"/>
-        </w:rPr>
-        <w:t xml:space="preserve">, specifically </w:t>
-      </w:r>
-      <w:r>
-        <w:rPr>
-          <w:rFonts w:ascii="Arial" w:cs="Arial" w:eastAsia="Arial" w:hAnsi="Arial"/>
-          <w:b w:val="1"/>
-          <w:bCs w:val="1"/>
-          <w:color w:val="1f1f1f"/>
-          <w:rtl w:val="0"/>
-        </w:rPr>
-        <w:t xml:space="preserve">misleading regulatory disclosures regarding capital adequacy</w:t>
-      </w:r>
-      <w:r>
-        <w:rPr>
-          <w:rFonts w:ascii="Arial" w:cs="Arial" w:eastAsia="Arial" w:hAnsi="Arial"/>
-          <w:color w:val="1f1f1f"/>
-          <w:rtl w:val="0"/>
-        </w:rPr>
-        <w:t xml:space="preserve">. </w:t>
-      </w:r>
-      <w:hyperlink r:id="rId7">
-        <w:r>
-          <w:rPr>
-            <w:rFonts w:ascii="Arial" w:cs="Arial" w:eastAsia="Arial" w:hAnsi="Arial"/>
-            <w:color w:val="0b57d0"/>
-            <w:u w:val="single"/>
-            <w:rtl w:val="0"/>
-          </w:rPr>
-          <w:t xml:space="preserve">PRA Final Notice &amp; Sanction Summary</w:t>
-        </w:r>
-      </w:hyperlink>
-      <w:r>
-        <w:rPr>
-          <w:rtl w:val="0"/>
-        </w:rPr>
+        <w:spacing w:after="187.5" w:before="120" w:line="275.9999942779541" w:lineRule="auto"/>
+        <w:rPr>
+          <w:rFonts w:ascii="Google Sans" w:cs="Google Sans" w:eastAsia="Google Sans" w:hAnsi="Google Sans"/>
+          <w:color w:val="1f1f1f"/>
+        </w:rPr>
+      </w:pPr>
+      <w:r>
+        <w:rPr>
+          <w:rFonts w:ascii="Google Sans" w:cs="Google Sans" w:eastAsia="Google Sans" w:hAnsi="Google Sans"/>
+          <w:color w:val="1f1f1f"/>
+          <w:rtl w:val="0"/>
+        </w:rPr>
+        <w:t xml:space="preserve">INSTITUTION-SPECIFIC ADVERSE DEVELOPMENTS</w:t>
       </w:r>
     </w:p>
     <w:p>
@@ -547,40 +358,15 @@
           <w:between w:space="0" w:sz="0" w:val="nil"/>
         </w:pBdr>
         <w:shd w:fill="auto" w:val="clear"/>
-        <w:spacing w:after="187.5" w:before="120" w:line="275.9999942779541" w:lineRule="auto"/>
-        <w:rPr>
-          <w:rFonts w:ascii="Arial" w:cs="Arial" w:eastAsia="Arial" w:hAnsi="Arial"/>
-          <w:color w:val="1f1f1f"/>
-        </w:rPr>
-      </w:pPr>
-      <w:r>
-        <w:rPr>
-          <w:rFonts w:ascii="Arial" w:cs="Arial" w:eastAsia="Arial" w:hAnsi="Arial"/>
-          <w:color w:val="1f1f1f"/>
-          <w:rtl w:val="0"/>
-        </w:rPr>
-        <w:t xml:space="preserve">INSTITUTION-SPECIFIC ADVERSE DEVELOPMENTS</w:t>
-      </w:r>
-    </w:p>
-    <w:p>
-      <w:pPr>
-        <w:pBdr>
-          <w:top w:space="0" w:sz="0" w:val="nil"/>
-          <w:left w:space="0" w:sz="0" w:val="nil"/>
-          <w:bottom w:space="0" w:sz="0" w:val="nil"/>
-          <w:right w:space="0" w:sz="0" w:val="nil"/>
-          <w:between w:space="0" w:sz="0" w:val="nil"/>
-        </w:pBdr>
-        <w:shd w:fill="auto" w:val="clear"/>
         <w:spacing w:after="120" w:line="275.9999942779541" w:lineRule="auto"/>
         <w:rPr>
-          <w:rFonts w:ascii="Arial" w:cs="Arial" w:eastAsia="Arial" w:hAnsi="Arial"/>
-          <w:color w:val="1f1f1f"/>
-        </w:rPr>
-      </w:pPr>
-      <w:r>
-        <w:rPr>
-          <w:rFonts w:ascii="Arial" w:cs="Arial" w:eastAsia="Arial" w:hAnsi="Arial"/>
+          <w:rFonts w:ascii="Google Sans" w:cs="Google Sans" w:eastAsia="Google Sans" w:hAnsi="Google Sans"/>
+          <w:color w:val="1f1f1f"/>
+        </w:rPr>
+      </w:pPr>
+      <w:r>
+        <w:rPr>
+          <w:rFonts w:ascii="Google Sans" w:cs="Google Sans" w:eastAsia="Google Sans" w:hAnsi="Google Sans"/>
           <w:color w:val="1f1f1f"/>
           <w:rtl w:val="0"/>
         </w:rPr>
@@ -601,108 +387,54 @@
           <w:between w:space="0" w:sz="0" w:val="nil"/>
         </w:pBdr>
         <w:shd w:fill="auto" w:val="clear"/>
-        <w:spacing w:after="0" w:afterAutospacing="0" w:line="275.9999942779541" w:lineRule="auto"/>
+        <w:spacing w:after="120" w:line="275.9999942779541" w:lineRule="auto"/>
         <w:ind w:left="465" w:hanging="360"/>
       </w:pPr>
       <w:r>
         <w:rPr>
-          <w:rFonts w:ascii="Arial" w:cs="Arial" w:eastAsia="Arial" w:hAnsi="Arial"/>
+          <w:rFonts w:ascii="Google Sans" w:cs="Google Sans" w:eastAsia="Google Sans" w:hAnsi="Google Sans"/>
           <w:b w:val="1"/>
           <w:bCs w:val="1"/>
           <w:color w:val="1f1f1f"/>
           <w:rtl w:val="0"/>
         </w:rPr>
-        <w:t xml:space="preserve">European Regulatory Fine (1 August):</w:t>
-      </w:r>
-      <w:r>
-        <w:rPr>
-          <w:rFonts w:ascii="Arial" w:cs="Arial" w:eastAsia="Arial" w:hAnsi="Arial"/>
-          <w:color w:val="1f1f1f"/>
-          <w:rtl w:val="0"/>
-        </w:rPr>
-        <w:t xml:space="preserve"> German market regulator (</w:t>
-      </w:r>
-      <w:r>
-        <w:rPr>
-          <w:rFonts w:ascii="Arial" w:cs="Arial" w:eastAsia="Arial" w:hAnsi="Arial"/>
+        <w:t xml:space="preserve">FCA Registration Risk Supplement (29 July):</w:t>
+      </w:r>
+      <w:r>
+        <w:rPr>
+          <w:rFonts w:ascii="Google Sans" w:cs="Google Sans" w:eastAsia="Google Sans" w:hAnsi="Google Sans"/>
+          <w:color w:val="1f1f1f"/>
+          <w:rtl w:val="0"/>
+        </w:rPr>
+        <w:t xml:space="preserve"> </w:t>
+      </w:r>
+      <w:r>
+        <w:rPr>
+          <w:rFonts w:ascii="Google Sans" w:cs="Google Sans" w:eastAsia="Google Sans" w:hAnsi="Google Sans"/>
           <w:b w:val="1"/>
           <w:bCs w:val="1"/>
           <w:color w:val="1f1f1f"/>
           <w:rtl w:val="0"/>
         </w:rPr>
-        <w:t xml:space="preserve">BaFin</w:t>
-      </w:r>
-      <w:r>
-        <w:rPr>
-          <w:rFonts w:ascii="Arial" w:cs="Arial" w:eastAsia="Arial" w:hAnsi="Arial"/>
-          <w:color w:val="1f1f1f"/>
-          <w:rtl w:val="0"/>
-        </w:rPr>
-        <w:t xml:space="preserve">) levied an </w:t>
-      </w:r>
-      <w:r>
-        <w:rPr>
-          <w:rFonts w:ascii="Arial" w:cs="Arial" w:eastAsia="Arial" w:hAnsi="Arial"/>
-          <w:b w:val="1"/>
-          <w:bCs w:val="1"/>
-          <w:color w:val="1f1f1f"/>
-          <w:rtl w:val="0"/>
-        </w:rPr>
-        <w:t xml:space="preserve">administrative fine of €1.65M</w:t>
-      </w:r>
-      <w:r>
-        <w:rPr>
-          <w:rFonts w:ascii="Arial" w:cs="Arial" w:eastAsia="Arial" w:hAnsi="Arial"/>
-          <w:color w:val="1f1f1f"/>
-          <w:rtl w:val="0"/>
-        </w:rPr>
-        <w:t xml:space="preserve"> against </w:t>
-      </w:r>
-      <w:r>
-        <w:rPr>
-          <w:rFonts w:ascii="Arial" w:cs="Arial" w:eastAsia="Arial" w:hAnsi="Arial"/>
-          <w:b w:val="1"/>
-          <w:bCs w:val="1"/>
-          <w:color w:val="1f1f1f"/>
-          <w:rtl w:val="0"/>
-        </w:rPr>
-        <w:t xml:space="preserve">Barclays PLC</w:t>
-      </w:r>
-      <w:r>
-        <w:rPr>
-          <w:rFonts w:ascii="Arial" w:cs="Arial" w:eastAsia="Arial" w:hAnsi="Arial"/>
-          <w:color w:val="1f1f1f"/>
-          <w:rtl w:val="0"/>
-        </w:rPr>
-        <w:t xml:space="preserve"> following </w:t>
-      </w:r>
-      <w:r>
-        <w:rPr>
-          <w:rFonts w:ascii="Arial" w:cs="Arial" w:eastAsia="Arial" w:hAnsi="Arial"/>
-          <w:i w:val="1"/>
-          <w:iCs w:val="1"/>
-          <w:color w:val="1f1f1f"/>
-          <w:rtl w:val="0"/>
-        </w:rPr>
-        <w:t xml:space="preserve">26 documented instances of delayed major voting rights notifications</w:t>
-      </w:r>
-      <w:r>
-        <w:rPr>
-          <w:rFonts w:ascii="Arial" w:cs="Arial" w:eastAsia="Arial" w:hAnsi="Arial"/>
-          <w:color w:val="1f1f1f"/>
-          <w:rtl w:val="0"/>
-        </w:rPr>
-        <w:t xml:space="preserve">. </w:t>
-      </w:r>
-      <w:hyperlink r:id="rId8">
+        <w:t xml:space="preserve">Barclays Bank PLC</w:t>
+      </w:r>
+      <w:r>
+        <w:rPr>
+          <w:rFonts w:ascii="Google Sans" w:cs="Google Sans" w:eastAsia="Google Sans" w:hAnsi="Google Sans"/>
+          <w:color w:val="1f1f1f"/>
+          <w:rtl w:val="0"/>
+        </w:rPr>
+        <w:t xml:space="preserve"> published Supplement 1/2026 to its FCA Registration Document, formally updating investor risk factors regarding macroeconomic volatility, cyber risks, and ongoing regulatory investigation exposures. </w:t>
+      </w:r>
+      <w:hyperlink r:id="rId7">
         <w:r>
           <w:rPr>
-            <w:rFonts w:ascii="Arial" w:cs="Arial" w:eastAsia="Arial" w:hAnsi="Arial"/>
+            <w:rFonts w:ascii="Google Sans" w:cs="Google Sans" w:eastAsia="Google Sans" w:hAnsi="Google Sans"/>
             <w:color w:val="0b57d0"/>
             <w:u w:val="single"/>
             <w:rtl w:val="0"/>
           </w:rPr>
-          <w:t xml:space="preserve">BaFin Official Penalty Announcement</w:t>
+          <w:t xml:space="preserve">Barclays Investor Prospectus Supplement</w:t>
         </w:r>
       </w:hyperlink>
       <w:r>
@@ -713,10 +445,6 @@
     </w:p>
     <w:p>
       <w:pPr>
-        <w:numPr>
-          <w:ilvl w:val="0"/>
-          <w:numId w:val="3"/>
-        </w:numPr>
         <w:pBdr>
           <w:top w:space="0" w:sz="0" w:val="nil"/>
           <w:left w:space="0" w:sz="0" w:val="nil"/>
@@ -725,139 +453,19 @@
           <w:between w:space="0" w:sz="0" w:val="nil"/>
         </w:pBdr>
         <w:shd w:fill="auto" w:val="clear"/>
-        <w:spacing w:after="120" w:before="0" w:beforeAutospacing="0" w:line="275.9999942779541" w:lineRule="auto"/>
-        <w:ind w:left="465" w:hanging="360"/>
-      </w:pPr>
-      <w:r>
-        <w:rPr>
-          <w:rFonts w:ascii="Arial" w:cs="Arial" w:eastAsia="Arial" w:hAnsi="Arial"/>
-          <w:b w:val="1"/>
-          <w:bCs w:val="1"/>
-          <w:color w:val="1f1f1f"/>
-          <w:rtl w:val="0"/>
-        </w:rPr>
-        <w:t xml:space="preserve">Financial Crime Oversight Sanctions (2 August):</w:t>
-      </w:r>
-      <w:r>
-        <w:rPr>
-          <w:rFonts w:ascii="Arial" w:cs="Arial" w:eastAsia="Arial" w:hAnsi="Arial"/>
-          <w:color w:val="1f1f1f"/>
-          <w:rtl w:val="0"/>
-        </w:rPr>
-        <w:t xml:space="preserve"> </w:t>
-      </w:r>
-      <w:r>
-        <w:rPr>
-          <w:rFonts w:ascii="Arial" w:cs="Arial" w:eastAsia="Arial" w:hAnsi="Arial"/>
-          <w:b w:val="1"/>
-          <w:bCs w:val="1"/>
-          <w:color w:val="1f1f1f"/>
-          <w:rtl w:val="0"/>
-        </w:rPr>
-        <w:t xml:space="preserve">FCA</w:t>
-      </w:r>
-      <w:r>
-        <w:rPr>
-          <w:rFonts w:ascii="Arial" w:cs="Arial" w:eastAsia="Arial" w:hAnsi="Arial"/>
-          <w:color w:val="1f1f1f"/>
-          <w:rtl w:val="0"/>
-        </w:rPr>
-        <w:t xml:space="preserve"> issued formal Final Notices against </w:t>
-      </w:r>
-      <w:r>
-        <w:rPr>
-          <w:rFonts w:ascii="Arial" w:cs="Arial" w:eastAsia="Arial" w:hAnsi="Arial"/>
-          <w:b w:val="1"/>
-          <w:bCs w:val="1"/>
-          <w:color w:val="1f1f1f"/>
-          <w:rtl w:val="0"/>
-        </w:rPr>
-        <w:t xml:space="preserve">Barclays Bank UK PLC</w:t>
-      </w:r>
-      <w:r>
-        <w:rPr>
-          <w:rFonts w:ascii="Arial" w:cs="Arial" w:eastAsia="Arial" w:hAnsi="Arial"/>
-          <w:color w:val="1f1f1f"/>
-          <w:rtl w:val="0"/>
-        </w:rPr>
-        <w:t xml:space="preserve"> and </w:t>
-      </w:r>
-      <w:r>
-        <w:rPr>
-          <w:rFonts w:ascii="Arial" w:cs="Arial" w:eastAsia="Arial" w:hAnsi="Arial"/>
-          <w:b w:val="1"/>
-          <w:bCs w:val="1"/>
-          <w:color w:val="1f1f1f"/>
-          <w:rtl w:val="0"/>
-        </w:rPr>
-        <w:t xml:space="preserve">Barclays Bank PLC</w:t>
-      </w:r>
-      <w:r>
-        <w:rPr>
-          <w:rFonts w:ascii="Arial" w:cs="Arial" w:eastAsia="Arial" w:hAnsi="Arial"/>
-          <w:color w:val="1f1f1f"/>
-          <w:rtl w:val="0"/>
-        </w:rPr>
-        <w:t xml:space="preserve"> over </w:t>
-      </w:r>
-      <w:r>
-        <w:rPr>
-          <w:rFonts w:ascii="Arial" w:cs="Arial" w:eastAsia="Arial" w:hAnsi="Arial"/>
-          <w:i w:val="1"/>
-          <w:iCs w:val="1"/>
-          <w:color w:val="1f1f1f"/>
-          <w:rtl w:val="0"/>
-        </w:rPr>
-        <w:t xml:space="preserve">deficient anti-money laundering (AML) controls</w:t>
-      </w:r>
-      <w:r>
-        <w:rPr>
-          <w:rFonts w:ascii="Arial" w:cs="Arial" w:eastAsia="Arial" w:hAnsi="Arial"/>
-          <w:color w:val="1f1f1f"/>
-          <w:rtl w:val="0"/>
-        </w:rPr>
-        <w:t xml:space="preserve"> and inadequate due diligence surrounding third-party client money accounts (WealthTek and Stunt &amp; Co). </w:t>
-      </w:r>
-      <w:hyperlink r:id="rId9">
-        <w:r>
-          <w:rPr>
-            <w:rFonts w:ascii="Arial" w:cs="Arial" w:eastAsia="Arial" w:hAnsi="Arial"/>
-            <w:color w:val="0b57d0"/>
-            <w:u w:val="single"/>
-            <w:rtl w:val="0"/>
-          </w:rPr>
-          <w:t xml:space="preserve">FCA Enforcement Action Details</w:t>
-        </w:r>
-      </w:hyperlink>
-      <w:r>
-        <w:rPr>
-          <w:rtl w:val="0"/>
-        </w:rPr>
-      </w:r>
-    </w:p>
-    <w:p>
-      <w:pPr>
-        <w:pBdr>
-          <w:top w:space="0" w:sz="0" w:val="nil"/>
-          <w:left w:space="0" w:sz="0" w:val="nil"/>
-          <w:bottom w:space="0" w:sz="0" w:val="nil"/>
-          <w:right w:space="0" w:sz="0" w:val="nil"/>
-          <w:between w:space="0" w:sz="0" w:val="nil"/>
-        </w:pBdr>
-        <w:shd w:fill="auto" w:val="clear"/>
         <w:spacing w:after="120" w:before="120" w:line="275.9999942779541" w:lineRule="auto"/>
         <w:rPr>
-          <w:rFonts w:ascii="Arial" w:cs="Arial" w:eastAsia="Arial" w:hAnsi="Arial"/>
-          <w:color w:val="1f1f1f"/>
-        </w:rPr>
-      </w:pPr>
-      <w:r>
-        <w:rPr>
-          <w:rFonts w:ascii="Arial" w:cs="Arial" w:eastAsia="Arial" w:hAnsi="Arial"/>
-          <w:color w:val="1f1f1f"/>
-          <w:rtl w:val="0"/>
-        </w:rPr>
-        <w:t xml:space="preserve">Lloyds Banking Group / NatWest Group / Santander UK</w:t>
+          <w:rFonts w:ascii="Google Sans" w:cs="Google Sans" w:eastAsia="Google Sans" w:hAnsi="Google Sans"/>
+          <w:color w:val="1f1f1f"/>
+        </w:rPr>
+      </w:pPr>
+      <w:r>
+        <w:rPr>
+          <w:rFonts w:ascii="Google Sans" w:cs="Google Sans" w:eastAsia="Google Sans" w:hAnsi="Google Sans"/>
+          <w:color w:val="1f1f1f"/>
+          <w:rtl w:val="0"/>
+        </w:rPr>
+        <w:t xml:space="preserve">REGULATORY POLICY &amp; ENFORCEMENT TRAJECTORY</w:t>
       </w:r>
     </w:p>
     <w:p>
@@ -874,126 +482,90 @@
           <w:between w:space="0" w:sz="0" w:val="nil"/>
         </w:pBdr>
         <w:shd w:fill="auto" w:val="clear"/>
-        <w:spacing w:after="120" w:line="275.9999942779541" w:lineRule="auto"/>
+        <w:spacing w:after="0" w:afterAutospacing="0" w:line="275.9999942779541" w:lineRule="auto"/>
         <w:ind w:left="465" w:hanging="360"/>
       </w:pPr>
       <w:r>
         <w:rPr>
-          <w:rFonts w:ascii="Arial" w:cs="Arial" w:eastAsia="Arial" w:hAnsi="Arial"/>
+          <w:rFonts w:ascii="Google Sans" w:cs="Google Sans" w:eastAsia="Google Sans" w:hAnsi="Google Sans"/>
           <w:b w:val="1"/>
           <w:bCs w:val="1"/>
           <w:color w:val="1f1f1f"/>
           <w:rtl w:val="0"/>
         </w:rPr>
-        <w:t xml:space="preserve">Accelerated Retail Network Retrenchment (3 August):</w:t>
-      </w:r>
-      <w:r>
-        <w:rPr>
-          <w:rFonts w:ascii="Arial" w:cs="Arial" w:eastAsia="Arial" w:hAnsi="Arial"/>
-          <w:color w:val="1f1f1f"/>
-          <w:rtl w:val="0"/>
-        </w:rPr>
-        <w:t xml:space="preserve"> Joint operational disclosures confirm </w:t>
-      </w:r>
-      <w:r>
-        <w:rPr>
-          <w:rFonts w:ascii="Arial" w:cs="Arial" w:eastAsia="Arial" w:hAnsi="Arial"/>
+        <w:t xml:space="preserve">FCA Financial Promotion Sanction (30 July):</w:t>
+      </w:r>
+      <w:r>
+        <w:rPr>
+          <w:rFonts w:ascii="Google Sans" w:cs="Google Sans" w:eastAsia="Google Sans" w:hAnsi="Google Sans"/>
+          <w:color w:val="1f1f1f"/>
+          <w:rtl w:val="0"/>
+        </w:rPr>
+        <w:t xml:space="preserve"> The </w:t>
+      </w:r>
+      <w:r>
+        <w:rPr>
+          <w:rFonts w:ascii="Google Sans" w:cs="Google Sans" w:eastAsia="Google Sans" w:hAnsi="Google Sans"/>
           <w:b w:val="1"/>
           <w:bCs w:val="1"/>
           <w:color w:val="1f1f1f"/>
           <w:rtl w:val="0"/>
         </w:rPr>
-        <w:t xml:space="preserve">102+ high-street retail branch closures</w:t>
-      </w:r>
-      <w:r>
-        <w:rPr>
-          <w:rFonts w:ascii="Arial" w:cs="Arial" w:eastAsia="Arial" w:hAnsi="Arial"/>
-          <w:color w:val="1f1f1f"/>
-          <w:rtl w:val="0"/>
-        </w:rPr>
-        <w:t xml:space="preserve"> entering final execution phases. </w:t>
-      </w:r>
-      <w:r>
-        <w:rPr>
-          <w:rFonts w:ascii="Arial" w:cs="Arial" w:eastAsia="Arial" w:hAnsi="Arial"/>
+        <w:t xml:space="preserve">FCA</w:t>
+      </w:r>
+      <w:r>
+        <w:rPr>
+          <w:rFonts w:ascii="Google Sans" w:cs="Google Sans" w:eastAsia="Google Sans" w:hAnsi="Google Sans"/>
+          <w:color w:val="1f1f1f"/>
+          <w:rtl w:val="0"/>
+        </w:rPr>
+        <w:t xml:space="preserve"> issued a public censure against </w:t>
+      </w:r>
+      <w:r>
+        <w:rPr>
+          <w:rFonts w:ascii="Google Sans" w:cs="Google Sans" w:eastAsia="Google Sans" w:hAnsi="Google Sans"/>
           <w:b w:val="1"/>
           <w:bCs w:val="1"/>
           <w:color w:val="1f1f1f"/>
           <w:rtl w:val="0"/>
         </w:rPr>
-        <w:t xml:space="preserve">Lloyds</w:t>
-      </w:r>
-      <w:r>
-        <w:rPr>
-          <w:rFonts w:ascii="Arial" w:cs="Arial" w:eastAsia="Arial" w:hAnsi="Arial"/>
-          <w:color w:val="1f1f1f"/>
-          <w:rtl w:val="0"/>
-        </w:rPr>
-        <w:t xml:space="preserve"> leads with 40 branch shutters, followed by </w:t>
-      </w:r>
-      <w:r>
-        <w:rPr>
-          <w:rFonts w:ascii="Arial" w:cs="Arial" w:eastAsia="Arial" w:hAnsi="Arial"/>
+        <w:t xml:space="preserve">Equity for Growth (Securities) Ltd</w:t>
+      </w:r>
+      <w:r>
+        <w:rPr>
+          <w:rFonts w:ascii="Google Sans" w:cs="Google Sans" w:eastAsia="Google Sans" w:hAnsi="Google Sans"/>
+          <w:color w:val="1f1f1f"/>
+          <w:rtl w:val="0"/>
+        </w:rPr>
+        <w:t xml:space="preserve"> for approving misleading investment promotions that failed to disclose sales commissions of up to </w:t>
+      </w:r>
+      <w:r>
+        <w:rPr>
+          <w:rFonts w:ascii="Google Sans" w:cs="Google Sans" w:eastAsia="Google Sans" w:hAnsi="Google Sans"/>
           <w:b w:val="1"/>
           <w:bCs w:val="1"/>
           <w:color w:val="1f1f1f"/>
           <w:rtl w:val="0"/>
         </w:rPr>
-        <w:t xml:space="preserve">Santander UK</w:t>
-      </w:r>
-      <w:r>
-        <w:rPr>
-          <w:rFonts w:ascii="Arial" w:cs="Arial" w:eastAsia="Arial" w:hAnsi="Arial"/>
-          <w:color w:val="1f1f1f"/>
-          <w:rtl w:val="0"/>
-        </w:rPr>
-        <w:t xml:space="preserve"> (18) and </w:t>
-      </w:r>
-      <w:r>
-        <w:rPr>
-          <w:rFonts w:ascii="Arial" w:cs="Arial" w:eastAsia="Arial" w:hAnsi="Arial"/>
-          <w:b w:val="1"/>
-          <w:bCs w:val="1"/>
-          <w:color w:val="1f1f1f"/>
-          <w:rtl w:val="0"/>
-        </w:rPr>
-        <w:t xml:space="preserve">NatWest</w:t>
-      </w:r>
-      <w:r>
-        <w:rPr>
-          <w:rFonts w:ascii="Arial" w:cs="Arial" w:eastAsia="Arial" w:hAnsi="Arial"/>
-          <w:color w:val="1f1f1f"/>
-          <w:rtl w:val="0"/>
-        </w:rPr>
-        <w:t xml:space="preserve"> (7), triggering heightened </w:t>
-      </w:r>
-      <w:r>
-        <w:rPr>
-          <w:rFonts w:ascii="Arial" w:cs="Arial" w:eastAsia="Arial" w:hAnsi="Arial"/>
-          <w:i w:val="1"/>
-          <w:iCs w:val="1"/>
-          <w:color w:val="1f1f1f"/>
-          <w:rtl w:val="0"/>
-        </w:rPr>
-        <w:t xml:space="preserve">FCA community access reviews</w:t>
-      </w:r>
-      <w:r>
-        <w:rPr>
-          <w:rFonts w:ascii="Arial" w:cs="Arial" w:eastAsia="Arial" w:hAnsi="Arial"/>
-          <w:color w:val="1f1f1f"/>
-          <w:rtl w:val="0"/>
-        </w:rPr>
-        <w:t xml:space="preserve"> and operational transition risk. </w:t>
-      </w:r>
-      <w:hyperlink r:id="rId10">
+        <w:t xml:space="preserve">27.5%</w:t>
+      </w:r>
+      <w:r>
+        <w:rPr>
+          <w:rFonts w:ascii="Google Sans" w:cs="Google Sans" w:eastAsia="Google Sans" w:hAnsi="Google Sans"/>
+          <w:color w:val="1f1f1f"/>
+          <w:rtl w:val="0"/>
+        </w:rPr>
+        <w:t xml:space="preserve">, reinforcing regulatory intolerance for disclosure omissions. </w:t>
+      </w:r>
+      <w:hyperlink r:id="rId8">
         <w:r>
           <w:rPr>
-            <w:rFonts w:ascii="Arial" w:cs="Arial" w:eastAsia="Arial" w:hAnsi="Arial"/>
+            <w:rFonts w:ascii="Google Sans" w:cs="Google Sans" w:eastAsia="Google Sans" w:hAnsi="Google Sans"/>
             <w:color w:val="0b57d0"/>
             <w:u w:val="single"/>
             <w:rtl w:val="0"/>
           </w:rPr>
-          <w:t xml:space="preserve">UK High Street Retail Closure Tracker</w:t>
+          <w:t xml:space="preserve">Investment Executive Regulatory Briefing</w:t>
         </w:r>
       </w:hyperlink>
       <w:r>
@@ -1004,34 +576,9 @@
     </w:p>
     <w:p>
       <w:pPr>
-        <w:pBdr>
-          <w:top w:space="0" w:sz="0" w:val="nil"/>
-          <w:left w:space="0" w:sz="0" w:val="nil"/>
-          <w:bottom w:space="0" w:sz="0" w:val="nil"/>
-          <w:right w:space="0" w:sz="0" w:val="nil"/>
-          <w:between w:space="0" w:sz="0" w:val="nil"/>
-        </w:pBdr>
-        <w:shd w:fill="auto" w:val="clear"/>
-        <w:spacing w:after="120" w:before="120" w:line="275.9999942779541" w:lineRule="auto"/>
-        <w:rPr>
-          <w:rFonts w:ascii="Arial" w:cs="Arial" w:eastAsia="Arial" w:hAnsi="Arial"/>
-          <w:color w:val="1f1f1f"/>
-        </w:rPr>
-      </w:pPr>
-      <w:r>
-        <w:rPr>
-          <w:rFonts w:ascii="Arial" w:cs="Arial" w:eastAsia="Arial" w:hAnsi="Arial"/>
-          <w:color w:val="1f1f1f"/>
-          <w:rtl w:val="0"/>
-        </w:rPr>
-        <w:t xml:space="preserve">REGULATORY POLICY &amp; ENFORCEMENT TRAJECTORY</w:t>
-      </w:r>
-    </w:p>
-    <w:p>
-      <w:pPr>
         <w:numPr>
           <w:ilvl w:val="0"/>
-          <w:numId w:val="5"/>
+          <w:numId w:val="4"/>
         </w:numPr>
         <w:pBdr>
           <w:top w:space="0" w:sz="0" w:val="nil"/>
@@ -1041,90 +588,90 @@
           <w:between w:space="0" w:sz="0" w:val="nil"/>
         </w:pBdr>
         <w:shd w:fill="auto" w:val="clear"/>
-        <w:spacing w:after="0" w:afterAutospacing="0" w:line="275.9999942779541" w:lineRule="auto"/>
+        <w:spacing w:after="120" w:before="0" w:beforeAutospacing="0" w:line="275.9999942779541" w:lineRule="auto"/>
         <w:ind w:left="465" w:hanging="360"/>
       </w:pPr>
       <w:r>
         <w:rPr>
-          <w:rFonts w:ascii="Arial" w:cs="Arial" w:eastAsia="Arial" w:hAnsi="Arial"/>
+          <w:rFonts w:ascii="Google Sans" w:cs="Google Sans" w:eastAsia="Google Sans" w:hAnsi="Google Sans"/>
           <w:b w:val="1"/>
           <w:bCs w:val="1"/>
           <w:color w:val="1f1f1f"/>
           <w:rtl w:val="0"/>
         </w:rPr>
-        <w:t xml:space="preserve">Cross-Border AML Enforcement Trend (3 August):</w:t>
-      </w:r>
-      <w:r>
-        <w:rPr>
-          <w:rFonts w:ascii="Arial" w:cs="Arial" w:eastAsia="Arial" w:hAnsi="Arial"/>
-          <w:color w:val="1f1f1f"/>
-          <w:rtl w:val="0"/>
-        </w:rPr>
-        <w:t xml:space="preserve"> Multi-jurisdictional enforcement expanded as </w:t>
-      </w:r>
-      <w:r>
-        <w:rPr>
-          <w:rFonts w:ascii="Arial" w:cs="Arial" w:eastAsia="Arial" w:hAnsi="Arial"/>
+        <w:t xml:space="preserve">PRA Solvency &amp; Reporting Mandate - PS18/26 (29 July):</w:t>
+      </w:r>
+      <w:r>
+        <w:rPr>
+          <w:rFonts w:ascii="Google Sans" w:cs="Google Sans" w:eastAsia="Google Sans" w:hAnsi="Google Sans"/>
+          <w:color w:val="1f1f1f"/>
+          <w:rtl w:val="0"/>
+        </w:rPr>
+        <w:t xml:space="preserve"> The </w:t>
+      </w:r>
+      <w:r>
+        <w:rPr>
+          <w:rFonts w:ascii="Google Sans" w:cs="Google Sans" w:eastAsia="Google Sans" w:hAnsi="Google Sans"/>
           <w:b w:val="1"/>
           <w:bCs w:val="1"/>
           <w:color w:val="1f1f1f"/>
           <w:rtl w:val="0"/>
         </w:rPr>
-        <w:t xml:space="preserve">FinCEN</w:t>
-      </w:r>
-      <w:r>
-        <w:rPr>
-          <w:rFonts w:ascii="Arial" w:cs="Arial" w:eastAsia="Arial" w:hAnsi="Arial"/>
-          <w:color w:val="1f1f1f"/>
-          <w:rtl w:val="0"/>
-        </w:rPr>
-        <w:t xml:space="preserve"> finalized a </w:t>
-      </w:r>
-      <w:r>
-        <w:rPr>
-          <w:rFonts w:ascii="Arial" w:cs="Arial" w:eastAsia="Arial" w:hAnsi="Arial"/>
-          <w:b w:val="1"/>
-          <w:bCs w:val="1"/>
-          <w:color w:val="1f1f1f"/>
-          <w:rtl w:val="0"/>
-        </w:rPr>
-        <w:t xml:space="preserve">$125M civil money penalty</w:t>
-      </w:r>
-      <w:r>
-        <w:rPr>
-          <w:rFonts w:ascii="Arial" w:cs="Arial" w:eastAsia="Arial" w:hAnsi="Arial"/>
-          <w:color w:val="1f1f1f"/>
-          <w:rtl w:val="0"/>
-        </w:rPr>
-        <w:t xml:space="preserve"> against international banking counterparties for </w:t>
-      </w:r>
-      <w:r>
-        <w:rPr>
-          <w:rFonts w:ascii="Arial" w:cs="Arial" w:eastAsia="Arial" w:hAnsi="Arial"/>
+        <w:t xml:space="preserve">PRA</w:t>
+      </w:r>
+      <w:r>
+        <w:rPr>
+          <w:rFonts w:ascii="Google Sans" w:cs="Google Sans" w:eastAsia="Google Sans" w:hAnsi="Google Sans"/>
+          <w:color w:val="1f1f1f"/>
+          <w:rtl w:val="0"/>
+        </w:rPr>
+        <w:t xml:space="preserve"> finalized policy statement </w:t>
+      </w:r>
+      <w:r>
+        <w:rPr>
+          <w:rFonts w:ascii="Google Sans" w:cs="Google Sans" w:eastAsia="Google Sans" w:hAnsi="Google Sans"/>
           <w:i w:val="1"/>
           <w:iCs w:val="1"/>
           <w:color w:val="1f1f1f"/>
           <w:rtl w:val="0"/>
         </w:rPr>
-        <w:t xml:space="preserve">systemic payment monitoring failures</w:t>
-      </w:r>
-      <w:r>
-        <w:rPr>
-          <w:rFonts w:ascii="Arial" w:cs="Arial" w:eastAsia="Arial" w:hAnsi="Arial"/>
-          <w:color w:val="1f1f1f"/>
-          <w:rtl w:val="0"/>
-        </w:rPr>
-        <w:t xml:space="preserve">, signposting elevated risk for tier-1 UK clearing banks handling correspondent transactions. </w:t>
-      </w:r>
-      <w:hyperlink r:id="rId11">
+        <w:t xml:space="preserve">PS18/26</w:t>
+      </w:r>
+      <w:r>
+        <w:rPr>
+          <w:rFonts w:ascii="Google Sans" w:cs="Google Sans" w:eastAsia="Google Sans" w:hAnsi="Google Sans"/>
+          <w:color w:val="1f1f1f"/>
+          <w:rtl w:val="0"/>
+        </w:rPr>
+        <w:t xml:space="preserve">, imposing updated post-implementation reporting and disclosure requirements for </w:t>
+      </w:r>
+      <w:r>
+        <w:rPr>
+          <w:rFonts w:ascii="Google Sans" w:cs="Google Sans" w:eastAsia="Google Sans" w:hAnsi="Google Sans"/>
+          <w:i w:val="1"/>
+          <w:iCs w:val="1"/>
+          <w:color w:val="1f1f1f"/>
+          <w:rtl w:val="0"/>
+        </w:rPr>
+        <w:t xml:space="preserve">Own Funds permissions</w:t>
+      </w:r>
+      <w:r>
+        <w:rPr>
+          <w:rFonts w:ascii="Google Sans" w:cs="Google Sans" w:eastAsia="Google Sans" w:hAnsi="Google Sans"/>
+          <w:color w:val="1f1f1f"/>
+          <w:rtl w:val="0"/>
+        </w:rPr>
+        <w:t xml:space="preserve"> across UK-regulated entities. </w:t>
+      </w:r>
+      <w:hyperlink r:id="rId9">
         <w:r>
           <w:rPr>
-            <w:rFonts w:ascii="Arial" w:cs="Arial" w:eastAsia="Arial" w:hAnsi="Arial"/>
+            <w:rFonts w:ascii="Google Sans" w:cs="Google Sans" w:eastAsia="Google Sans" w:hAnsi="Google Sans"/>
             <w:color w:val="0b57d0"/>
             <w:u w:val="single"/>
             <w:rtl w:val="0"/>
           </w:rPr>
-          <w:t xml:space="preserve">FinCEN Enforcement Action Briefing</w:t>
+          <w:t xml:space="preserve">Bank of England PRA Policy Statement</w:t>
         </w:r>
       </w:hyperlink>
       <w:r>
@@ -1135,10 +682,6 @@
     </w:p>
     <w:p>
       <w:pPr>
-        <w:numPr>
-          <w:ilvl w:val="0"/>
-          <w:numId w:val="5"/>
-        </w:numPr>
         <w:pBdr>
           <w:top w:space="0" w:sz="0" w:val="nil"/>
           <w:left w:space="0" w:sz="0" w:val="nil"/>
@@ -1147,117 +690,15 @@
           <w:between w:space="0" w:sz="0" w:val="nil"/>
         </w:pBdr>
         <w:shd w:fill="auto" w:val="clear"/>
-        <w:spacing w:after="120" w:before="0" w:beforeAutospacing="0" w:line="275.9999942779541" w:lineRule="auto"/>
-        <w:ind w:left="465" w:hanging="360"/>
-      </w:pPr>
-      <w:r>
-        <w:rPr>
-          <w:rFonts w:ascii="Arial" w:cs="Arial" w:eastAsia="Arial" w:hAnsi="Arial"/>
-          <w:b w:val="1"/>
-          <w:bCs w:val="1"/>
-          <w:color w:val="1f1f1f"/>
-          <w:rtl w:val="0"/>
-        </w:rPr>
-        <w:t xml:space="preserve">PRA Liquidity &amp; Solvency Disclosures (4 August):</w:t>
-      </w:r>
-      <w:r>
-        <w:rPr>
-          <w:rFonts w:ascii="Arial" w:cs="Arial" w:eastAsia="Arial" w:hAnsi="Arial"/>
-          <w:color w:val="1f1f1f"/>
-          <w:rtl w:val="0"/>
-        </w:rPr>
-        <w:t xml:space="preserve"> The </w:t>
-      </w:r>
-      <w:r>
-        <w:rPr>
-          <w:rFonts w:ascii="Arial" w:cs="Arial" w:eastAsia="Arial" w:hAnsi="Arial"/>
-          <w:b w:val="1"/>
-          <w:bCs w:val="1"/>
-          <w:color w:val="1f1f1f"/>
-          <w:rtl w:val="0"/>
-        </w:rPr>
-        <w:t xml:space="preserve">PRA</w:t>
-      </w:r>
-      <w:r>
-        <w:rPr>
-          <w:rFonts w:ascii="Arial" w:cs="Arial" w:eastAsia="Arial" w:hAnsi="Arial"/>
-          <w:color w:val="1f1f1f"/>
-          <w:rtl w:val="0"/>
-        </w:rPr>
-        <w:t xml:space="preserve"> issued updated regulatory requirements (</w:t>
-      </w:r>
-      <w:r>
-        <w:rPr>
-          <w:rFonts w:ascii="Arial" w:cs="Arial" w:eastAsia="Arial" w:hAnsi="Arial"/>
-          <w:i w:val="1"/>
-          <w:iCs w:val="1"/>
-          <w:color w:val="1f1f1f"/>
-          <w:rtl w:val="0"/>
-        </w:rPr>
-        <w:t xml:space="preserve">PS18/26</w:t>
-      </w:r>
-      <w:r>
-        <w:rPr>
-          <w:rFonts w:ascii="Arial" w:cs="Arial" w:eastAsia="Arial" w:hAnsi="Arial"/>
-          <w:color w:val="1f1f1f"/>
-          <w:rtl w:val="0"/>
-        </w:rPr>
-        <w:t xml:space="preserve">) enforcing tighter reporting metrics for </w:t>
-      </w:r>
-      <w:r>
-        <w:rPr>
-          <w:rFonts w:ascii="Arial" w:cs="Arial" w:eastAsia="Arial" w:hAnsi="Arial"/>
-          <w:i w:val="1"/>
-          <w:iCs w:val="1"/>
-          <w:color w:val="1f1f1f"/>
-          <w:rtl w:val="0"/>
-        </w:rPr>
-        <w:t xml:space="preserve">Solvency UK Own Funds permissions</w:t>
-      </w:r>
-      <w:r>
-        <w:rPr>
-          <w:rFonts w:ascii="Arial" w:cs="Arial" w:eastAsia="Arial" w:hAnsi="Arial"/>
-          <w:color w:val="1f1f1f"/>
-          <w:rtl w:val="0"/>
-        </w:rPr>
-        <w:t xml:space="preserve"> and liquidity buffer tracking across major retail and commercial institutions. </w:t>
-      </w:r>
-      <w:hyperlink r:id="rId12">
-        <w:r>
-          <w:rPr>
-            <w:rFonts w:ascii="Arial" w:cs="Arial" w:eastAsia="Arial" w:hAnsi="Arial"/>
-            <w:color w:val="0b57d0"/>
-            <w:u w:val="single"/>
-            <w:rtl w:val="0"/>
-          </w:rPr>
-          <w:t xml:space="preserve">Bank of England Regulatory Statement</w:t>
-        </w:r>
-      </w:hyperlink>
-      <w:r>
-        <w:rPr>
-          <w:rtl w:val="0"/>
-        </w:rPr>
-      </w:r>
-    </w:p>
-    <w:p>
-      <w:pPr>
-        <w:pBdr>
-          <w:top w:space="0" w:sz="0" w:val="nil"/>
-          <w:left w:space="0" w:sz="0" w:val="nil"/>
-          <w:bottom w:space="0" w:sz="0" w:val="nil"/>
-          <w:right w:space="0" w:sz="0" w:val="nil"/>
-          <w:between w:space="0" w:sz="0" w:val="nil"/>
-        </w:pBdr>
-        <w:shd w:fill="auto" w:val="clear"/>
         <w:spacing w:after="187.5" w:before="120" w:line="275.9999942779541" w:lineRule="auto"/>
         <w:rPr>
-          <w:rFonts w:ascii="Arial" w:cs="Arial" w:eastAsia="Arial" w:hAnsi="Arial"/>
-          <w:color w:val="1f1f1f"/>
-        </w:rPr>
-      </w:pPr>
-      <w:r>
-        <w:rPr>
-          <w:rFonts w:ascii="Arial" w:cs="Arial" w:eastAsia="Arial" w:hAnsi="Arial"/>
+          <w:rFonts w:ascii="Google Sans" w:cs="Google Sans" w:eastAsia="Google Sans" w:hAnsi="Google Sans"/>
+          <w:color w:val="1f1f1f"/>
+        </w:rPr>
+      </w:pPr>
+      <w:r>
+        <w:rPr>
+          <w:rFonts w:ascii="Google Sans" w:cs="Google Sans" w:eastAsia="Google Sans" w:hAnsi="Google Sans"/>
           <w:color w:val="1f1f1f"/>
           <w:rtl w:val="0"/>
         </w:rPr>
@@ -2147,224 +1588,6 @@
       </w:rPr>
     </w:lvl>
   </w:abstractNum>
-  <w:abstractNum w:abstractNumId="5">
-    <w:lvl w:ilvl="0">
-      <w:start w:val="1"/>
-      <w:numFmt w:val="bullet"/>
-      <w:lvlText w:val="●"/>
-      <w:lvlJc w:val="left"/>
-      <w:pPr>
-        <w:ind w:left="465" w:hanging="360"/>
-      </w:pPr>
-      <w:rPr>
-        <w:rFonts w:ascii="Arial" w:cs="Arial" w:eastAsia="Arial" w:hAnsi="Arial"/>
-        <w:b w:val="0"/>
-        <w:bCs w:val="0"/>
-        <w:i w:val="0"/>
-        <w:iCs w:val="0"/>
-        <w:smallCaps w:val="0"/>
-        <w:strike w:val="0"/>
-        <w:color w:val="000000"/>
-        <w:sz w:val="22"/>
-        <w:szCs w:val="22"/>
-        <w:u w:val="none"/>
-        <w:shd w:fill="auto" w:val="clear"/>
-        <w:vertAlign w:val="baseline"/>
-      </w:rPr>
-    </w:lvl>
-    <w:lvl w:ilvl="1">
-      <w:start w:val="1"/>
-      <w:numFmt w:val="bullet"/>
-      <w:lvlText w:val="○"/>
-      <w:lvlJc w:val="left"/>
-      <w:pPr>
-        <w:ind w:left="1440" w:hanging="360"/>
-      </w:pPr>
-      <w:rPr>
-        <w:rFonts w:ascii="Arial" w:cs="Arial" w:eastAsia="Arial" w:hAnsi="Arial"/>
-        <w:b w:val="0"/>
-        <w:bCs w:val="0"/>
-        <w:i w:val="0"/>
-        <w:iCs w:val="0"/>
-        <w:smallCaps w:val="0"/>
-        <w:strike w:val="0"/>
-        <w:color w:val="000000"/>
-        <w:sz w:val="22"/>
-        <w:szCs w:val="22"/>
-        <w:u w:val="none"/>
-        <w:shd w:fill="auto" w:val="clear"/>
-        <w:vertAlign w:val="baseline"/>
-      </w:rPr>
-    </w:lvl>
-    <w:lvl w:ilvl="2">
-      <w:start w:val="1"/>
-      <w:numFmt w:val="bullet"/>
-      <w:lvlText w:val="■"/>
-      <w:lvlJc w:val="left"/>
-      <w:pPr>
-        <w:ind w:left="2160" w:hanging="360"/>
-      </w:pPr>
-      <w:rPr>
-        <w:rFonts w:ascii="Arial" w:cs="Arial" w:eastAsia="Arial" w:hAnsi="Arial"/>
-        <w:b w:val="0"/>
-        <w:bCs w:val="0"/>
-        <w:i w:val="0"/>
-        <w:iCs w:val="0"/>
-        <w:smallCaps w:val="0"/>
-        <w:strike w:val="0"/>
-        <w:color w:val="000000"/>
-        <w:sz w:val="22"/>
-        <w:szCs w:val="22"/>
-        <w:u w:val="none"/>
-        <w:shd w:fill="auto" w:val="clear"/>
-        <w:vertAlign w:val="baseline"/>
-      </w:rPr>
-    </w:lvl>
-    <w:lvl w:ilvl="3">
-      <w:start w:val="1"/>
-      <w:numFmt w:val="bullet"/>
-      <w:lvlText w:val="■"/>
-      <w:lvlJc w:val="left"/>
-      <w:pPr>
-        <w:ind w:left="2880" w:hanging="360"/>
-      </w:pPr>
-      <w:rPr>
-        <w:rFonts w:ascii="Arial" w:cs="Arial" w:eastAsia="Arial" w:hAnsi="Arial"/>
-        <w:b w:val="0"/>
-        <w:bCs w:val="0"/>
-        <w:i w:val="0"/>
-        <w:iCs w:val="0"/>
-        <w:smallCaps w:val="0"/>
-        <w:strike w:val="0"/>
-        <w:color w:val="000000"/>
-        <w:sz w:val="22"/>
-        <w:szCs w:val="22"/>
-        <w:u w:val="none"/>
-        <w:shd w:fill="auto" w:val="clear"/>
-        <w:vertAlign w:val="baseline"/>
-      </w:rPr>
-    </w:lvl>
-    <w:lvl w:ilvl="4">
-      <w:start w:val="1"/>
-      <w:numFmt w:val="bullet"/>
-      <w:lvlText w:val="■"/>
-      <w:lvlJc w:val="left"/>
-      <w:pPr>
-        <w:ind w:left="3600" w:hanging="360"/>
-      </w:pPr>
-      <w:rPr>
-        <w:rFonts w:ascii="Arial" w:cs="Arial" w:eastAsia="Arial" w:hAnsi="Arial"/>
-        <w:b w:val="0"/>
-        <w:bCs w:val="0"/>
-        <w:i w:val="0"/>
-        <w:iCs w:val="0"/>
-        <w:smallCaps w:val="0"/>
-        <w:strike w:val="0"/>
-        <w:color w:val="000000"/>
-        <w:sz w:val="22"/>
-        <w:szCs w:val="22"/>
-        <w:u w:val="none"/>
-        <w:shd w:fill="auto" w:val="clear"/>
-        <w:vertAlign w:val="baseline"/>
-      </w:rPr>
-    </w:lvl>
-    <w:lvl w:ilvl="5">
-      <w:start w:val="1"/>
-      <w:numFmt w:val="bullet"/>
-      <w:lvlText w:val="■"/>
-      <w:lvlJc w:val="left"/>
-      <w:pPr>
-        <w:ind w:left="4320" w:hanging="360"/>
-      </w:pPr>
-      <w:rPr>
-        <w:rFonts w:ascii="Arial" w:cs="Arial" w:eastAsia="Arial" w:hAnsi="Arial"/>
-        <w:b w:val="0"/>
-        <w:bCs w:val="0"/>
-        <w:i w:val="0"/>
-        <w:iCs w:val="0"/>
-        <w:smallCaps w:val="0"/>
-        <w:strike w:val="0"/>
-        <w:color w:val="000000"/>
-        <w:sz w:val="22"/>
-        <w:szCs w:val="22"/>
-        <w:u w:val="none"/>
-        <w:shd w:fill="auto" w:val="clear"/>
-        <w:vertAlign w:val="baseline"/>
-      </w:rPr>
-    </w:lvl>
-    <w:lvl w:ilvl="6">
-      <w:start w:val="1"/>
-      <w:numFmt w:val="bullet"/>
-      <w:lvlText w:val="■"/>
-      <w:lvlJc w:val="left"/>
-      <w:pPr>
-        <w:ind w:left="5040" w:hanging="360"/>
-      </w:pPr>
-      <w:rPr>
-        <w:rFonts w:ascii="Arial" w:cs="Arial" w:eastAsia="Arial" w:hAnsi="Arial"/>
-        <w:b w:val="0"/>
-        <w:bCs w:val="0"/>
-        <w:i w:val="0"/>
-        <w:iCs w:val="0"/>
-        <w:smallCaps w:val="0"/>
-        <w:strike w:val="0"/>
-        <w:color w:val="000000"/>
-        <w:sz w:val="22"/>
-        <w:szCs w:val="22"/>
-        <w:u w:val="none"/>
-        <w:shd w:fill="auto" w:val="clear"/>
-        <w:vertAlign w:val="baseline"/>
-      </w:rPr>
-    </w:lvl>
-    <w:lvl w:ilvl="7">
-      <w:start w:val="1"/>
-      <w:numFmt w:val="bullet"/>
-      <w:lvlText w:val="■"/>
-      <w:lvlJc w:val="left"/>
-      <w:pPr>
-        <w:ind w:left="5760" w:hanging="360"/>
-      </w:pPr>
-      <w:rPr>
-        <w:rFonts w:ascii="Arial" w:cs="Arial" w:eastAsia="Arial" w:hAnsi="Arial"/>
-        <w:b w:val="0"/>
-        <w:bCs w:val="0"/>
-        <w:i w:val="0"/>
-        <w:iCs w:val="0"/>
-        <w:smallCaps w:val="0"/>
-        <w:strike w:val="0"/>
-        <w:color w:val="000000"/>
-        <w:sz w:val="22"/>
-        <w:szCs w:val="22"/>
-        <w:u w:val="none"/>
-        <w:shd w:fill="auto" w:val="clear"/>
-        <w:vertAlign w:val="baseline"/>
-      </w:rPr>
-    </w:lvl>
-    <w:lvl w:ilvl="8">
-      <w:start w:val="1"/>
-      <w:numFmt w:val="bullet"/>
-      <w:lvlText w:val="■"/>
-      <w:lvlJc w:val="left"/>
-      <w:pPr>
-        <w:ind w:left="6480" w:hanging="360"/>
-      </w:pPr>
-      <w:rPr>
-        <w:rFonts w:ascii="Arial" w:cs="Arial" w:eastAsia="Arial" w:hAnsi="Arial"/>
-        <w:b w:val="0"/>
-        <w:bCs w:val="0"/>
-        <w:i w:val="0"/>
-        <w:iCs w:val="0"/>
-        <w:smallCaps w:val="0"/>
-        <w:strike w:val="0"/>
-        <w:color w:val="000000"/>
-        <w:sz w:val="22"/>
-        <w:szCs w:val="22"/>
-        <w:u w:val="none"/>
-        <w:shd w:fill="auto" w:val="clear"/>
-        <w:vertAlign w:val="baseline"/>
-      </w:rPr>
-    </w:lvl>
-  </w:abstractNum>
   <w:num w:numId="1">
     <w:abstractNumId w:val="1"/>
   </w:num>
@@ -2376,9 +1599,6 @@
   </w:num>
   <w:num w:numId="4">
     <w:abstractNumId w:val="4"/>
-  </w:num>
-  <w:num w:numId="5">
-    <w:abstractNumId w:val="5"/>
   </w:num>
 </w:numbering>
 </file>
